--- a/Git.docx
+++ b/Git.docx
@@ -244,8 +244,28 @@
     </w:p>
     <w:p>
       <w:pPr>
-        <w:numPr>
-          <w:ilvl w:val="0"/>
+        <w:pStyle w:val="3"/>
+        <w:numPr>
+          <w:ilvl w:val="0"/>
+          <w:numId w:val="1"/>
+        </w:numPr>
+        <w:bidi w:val="0"/>
+        <w:rPr>
+          <w:rFonts w:hint="eastAsia"/>
+          <w:lang w:val="en-US" w:eastAsia="zh-CN"/>
+        </w:rPr>
+      </w:pPr>
+      <w:r>
+        <w:rPr>
+          <w:rFonts w:hint="eastAsia"/>
+          <w:lang w:val="en-US" w:eastAsia="zh-CN"/>
+        </w:rPr>
+        <w:t>对管理的文件生成版本</w:t>
+      </w:r>
+    </w:p>
+    <w:p>
+      <w:pPr>
+        <w:numPr>
           <w:numId w:val="0"/>
         </w:numPr>
         <w:ind w:leftChars="0"/>
@@ -254,6 +274,34 @@
           <w:lang w:val="en-US" w:eastAsia="zh-CN"/>
         </w:rPr>
       </w:pPr>
+      <w:r>
+        <w:rPr>
+          <w:rFonts w:hint="eastAsia" w:ascii="微软雅黑" w:hAnsi="微软雅黑" w:eastAsia="微软雅黑" w:cs="微软雅黑"/>
+          <w:lang w:val="en-US" w:eastAsia="zh-CN"/>
+        </w:rPr>
+        <w:t xml:space="preserve">git commit -m </w:t>
+      </w:r>
+      <w:r>
+        <w:rPr>
+          <w:rFonts w:hint="default" w:ascii="微软雅黑" w:hAnsi="微软雅黑" w:eastAsia="微软雅黑" w:cs="微软雅黑"/>
+          <w:lang w:val="en-US" w:eastAsia="zh-CN"/>
+        </w:rPr>
+        <w:t>‘</w:t>
+      </w:r>
+      <w:r>
+        <w:rPr>
+          <w:rFonts w:hint="eastAsia" w:ascii="微软雅黑" w:hAnsi="微软雅黑" w:eastAsia="微软雅黑" w:cs="微软雅黑"/>
+          <w:lang w:val="en-US" w:eastAsia="zh-CN"/>
+        </w:rPr>
+        <w:t>版本描述的内容</w:t>
+      </w:r>
+      <w:r>
+        <w:rPr>
+          <w:rFonts w:hint="default" w:ascii="微软雅黑" w:hAnsi="微软雅黑" w:eastAsia="微软雅黑" w:cs="微软雅黑"/>
+          <w:lang w:val="en-US" w:eastAsia="zh-CN"/>
+        </w:rPr>
+        <w:t>’</w:t>
+      </w:r>
       <w:bookmarkStart w:id="0" w:name="_GoBack"/>
       <w:bookmarkEnd w:id="0"/>
     </w:p>
